--- a/docs/Qiyuan_T1_Project_Setup_Guide.docx
+++ b/docs/Qiyuan_T1_Project_Setup_Guide.docx
@@ -1998,7 +1998,7 @@
           <w:b w:val="0"/>
           <w:i w:val="0"/>
         </w:rPr>
-        <w:t>Days 2–3 were completed ahead of schedule on 2026-10-08 (environment + SDK build &amp; verification). Remaining days as planned; weekend days used for work needing no after-sales replies.</w:t>
+        <w:t>Days 2–3 were completed ahead of schedule on 2026-10-08 (environment + SDK build &amp; verification). Day 6 software was also pre-completed on 2026-10-08: t1_monitor app (BMS/touch/ASR + guarded TTS, fail-closed) built against the portal SDK v1.0.0.0 overlay and offline-tested (6/6); first_contact.sh and net_bringup.sh scripts are in the repo. Remaining days as planned; weekend days used for work needing no after-sales replies.</w:t>
       </w:r>
     </w:p>
     <w:tbl>

--- a/docs/Qiyuan_T1_Project_Setup_Guide.docx
+++ b/docs/Qiyuan_T1_Project_Setup_Guide.docx
@@ -22,6 +22,214 @@
         <w:t>Prepared: 2026-10-08 | Plan window: 2026-10-09 to 2026-10-19 (11 days) | Revision 2 (2026-10-08)</w:t>
         <w:br/>
         <w:t>Project repository: https://github.com/Shawon986/Qiyuan-T1-Robot-Project</w:t>
+      </w:r>
+    </w:p>
+    <w:p>
+      <w:pPr>
+        <w:pStyle w:val="Heading1"/>
+      </w:pPr>
+      <w:r>
+        <w:t>0. Project Definition (confirmed 2026-10-08)</w:t>
+      </w:r>
+    </w:p>
+    <w:p>
+      <w:r>
+        <w:rPr>
+          <w:b w:val="0"/>
+          <w:i w:val="0"/>
+        </w:rPr>
+        <w:t>Application-layer development ONLY — no hardware or firmware modification (warranty intact). The robot is an "entry terminal": our Python app runs on top of the official Qiyuan SDK and combines the built-in capabilities into four demo features, plus cloud integration.</w:t>
+      </w:r>
+    </w:p>
+    <w:tbl>
+      <w:tblPr>
+        <w:tblStyle w:val="TableGrid"/>
+        <w:tblW w:type="auto" w:w="0"/>
+        <w:tblLook w:firstColumn="1" w:firstRow="1" w:lastColumn="0" w:lastRow="0" w:noHBand="0" w:noVBand="1" w:val="04A0"/>
+      </w:tblPr>
+      <w:tblGrid>
+        <w:gridCol w:w="2880"/>
+        <w:gridCol w:w="2880"/>
+        <w:gridCol w:w="2880"/>
+      </w:tblGrid>
+      <w:tr>
+        <w:tc>
+          <w:tcPr>
+            <w:tcW w:type="dxa" w:w="2880"/>
+          </w:tcPr>
+          <w:p>
+            <w:r>
+              <w:rPr>
+                <w:b/>
+              </w:rPr>
+              <w:t>Feature</w:t>
+            </w:r>
+          </w:p>
+        </w:tc>
+        <w:tc>
+          <w:tcPr>
+            <w:tcW w:type="dxa" w:w="2880"/>
+          </w:tcPr>
+          <w:p>
+            <w:r>
+              <w:rPr>
+                <w:b/>
+              </w:rPr>
+              <w:t>Pipeline</w:t>
+            </w:r>
+          </w:p>
+        </w:tc>
+        <w:tc>
+          <w:tcPr>
+            <w:tcW w:type="dxa" w:w="2880"/>
+          </w:tcPr>
+          <w:p>
+            <w:r>
+              <w:rPr>
+                <w:b/>
+              </w:rPr>
+              <w:t>Building blocks (SDK + cloud)</w:t>
+            </w:r>
+          </w:p>
+        </w:tc>
+      </w:tr>
+      <w:tr>
+        <w:tc>
+          <w:tcPr>
+            <w:tcW w:type="dxa" w:w="2880"/>
+          </w:tcPr>
+          <w:p>
+            <w:r>
+              <w:t>Cantonese conversation</w:t>
+            </w:r>
+          </w:p>
+        </w:tc>
+        <w:tc>
+          <w:tcPr>
+            <w:tcW w:type="dxa" w:w="2880"/>
+          </w:tcPr>
+          <w:p>
+            <w:r>
+              <w:t>wake word 机器人 → ASR → Qwen LLM → TTS → speaker</w:t>
+            </w:r>
+          </w:p>
+        </w:tc>
+        <w:tc>
+          <w:tcPr>
+            <w:tcW w:type="dxa" w:w="2880"/>
+          </w:tcPr>
+          <w:p>
+            <w:r>
+              <w:t>SDK mic/audio record + audio playback; iFlytek Cantonese ASR + TTS (cloud); Qwen LLM with in-session long-context memory; robot /aima/agent/asr_result as optional wake trigger</w:t>
+            </w:r>
+          </w:p>
+        </w:tc>
+      </w:tr>
+      <w:tr>
+        <w:tc>
+          <w:tcPr>
+            <w:tcW w:type="dxa" w:w="2880"/>
+          </w:tcPr>
+          <w:p>
+            <w:r>
+              <w:t>Follow-and-film</w:t>
+            </w:r>
+          </w:p>
+        </w:tc>
+        <w:tc>
+          <w:tcPr>
+            <w:tcW w:type="dxa" w:w="2880"/>
+          </w:tcPr>
+          <w:p>
+            <w:r>
+              <w:t>voice command → vision lock → gimbal track → video record</w:t>
+            </w:r>
+          </w:p>
+        </w:tc>
+        <w:tc>
+          <w:tcPr>
+            <w:tcW w:type="dxa" w:w="2880"/>
+          </w:tcPr>
+          <w:p>
+            <w:r>
+              <w:t>SDK camera (CaptureJpegImage / RTSP) + MC upper-body/gimbal command (resource IDs from PrimeBot) + app-side video encode (OpenCV)</w:t>
+            </w:r>
+          </w:p>
+        </w:tc>
+      </w:tr>
+      <w:tr>
+        <w:tc>
+          <w:tcPr>
+            <w:tcW w:type="dxa" w:w="2880"/>
+          </w:tcPr>
+          <w:p>
+            <w:r>
+              <w:t>Dancing</w:t>
+            </w:r>
+          </w:p>
+        </w:tc>
+        <w:tc>
+          <w:tcPr>
+            <w:tcW w:type="dxa" w:w="2880"/>
+          </w:tcPr>
+          <w:p>
+            <w:r>
+              <w:t>JSON timeline → music / chassis / gimbal / lights / screen synchronized</w:t>
+            </w:r>
+          </w:p>
+        </w:tc>
+        <w:tc>
+          <w:tcPr>
+            <w:tcW w:type="dxa" w:w="2880"/>
+          </w:tcPr>
+          <w:p>
+            <w:r>
+              <w:t>SDK preset motions + locomotion velocity + LED strip + screen/expression + music playback (media_role=Music)</w:t>
+            </w:r>
+          </w:p>
+        </w:tc>
+      </w:tr>
+      <w:tr>
+        <w:tc>
+          <w:tcPr>
+            <w:tcW w:type="dxa" w:w="2880"/>
+          </w:tcPr>
+          <w:p>
+            <w:r>
+              <w:t>SeeDance integration</w:t>
+            </w:r>
+          </w:p>
+        </w:tc>
+        <w:tc>
+          <w:tcPr>
+            <w:tcW w:type="dxa" w:w="2880"/>
+          </w:tcPr>
+          <w:p>
+            <w:r>
+              <w:t>record video + voice prompt → upload Volcano TOS → SeeDance AI video task → web status → result back to robot</w:t>
+            </w:r>
+          </w:p>
+        </w:tc>
+        <w:tc>
+          <w:tcPr>
+            <w:tcW w:type="dxa" w:w="2880"/>
+          </w:tcPr>
+          <w:p>
+            <w:r>
+              <w:t>tos SDK (Volcano) + SeeDance REST API (spec from user) + robot audio/screen for result delivery</w:t>
+            </w:r>
+          </w:p>
+        </w:tc>
+      </w:tr>
+    </w:tbl>
+    <w:p/>
+    <w:p>
+      <w:r>
+        <w:rPr>
+          <w:b w:val="0"/>
+          <w:i/>
+        </w:rPr>
+        <w:t>Safety posture: MC high-level interfaces only; preset motions for choreography; never low-level joint control (warranty + handbook requirement).</w:t>
       </w:r>
     </w:p>
     <w:p>
@@ -641,6 +849,174 @@
           <w:p>
             <w:r>
               <w:t>Day 9 — only for AI features</w:t>
+            </w:r>
+          </w:p>
+        </w:tc>
+      </w:tr>
+      <w:tr>
+        <w:tc>
+          <w:tcPr>
+            <w:tcW w:type="dxa" w:w="2160"/>
+          </w:tcPr>
+          <w:p>
+            <w:r>
+              <w:t>iFlytek open platform (Cantonese ASR + TTS)</w:t>
+            </w:r>
+          </w:p>
+        </w:tc>
+        <w:tc>
+          <w:tcPr>
+            <w:tcW w:type="dxa" w:w="2160"/>
+          </w:tcPr>
+          <w:p>
+            <w:r>
+              <w:t>Register, create an app, obtain APPID / APIKey / APISecret. Enables the Cantonese conversation feature.</w:t>
+            </w:r>
+          </w:p>
+        </w:tc>
+        <w:tc>
+          <w:tcPr>
+            <w:tcW w:type="dxa" w:w="2160"/>
+          </w:tcPr>
+          <w:p>
+            <w:r>
+              <w:t>aiui.xfyun.cn</w:t>
+            </w:r>
+          </w:p>
+        </w:tc>
+        <w:tc>
+          <w:tcPr>
+            <w:tcW w:type="dxa" w:w="2160"/>
+          </w:tcPr>
+          <w:p>
+            <w:r>
+              <w:t>Needed for Days 6–7</w:t>
+            </w:r>
+          </w:p>
+        </w:tc>
+      </w:tr>
+      <w:tr>
+        <w:tc>
+          <w:tcPr>
+            <w:tcW w:type="dxa" w:w="2160"/>
+          </w:tcPr>
+          <w:p>
+            <w:r>
+              <w:t>Qwen / DashScope API key</w:t>
+            </w:r>
+          </w:p>
+        </w:tc>
+        <w:tc>
+          <w:tcPr>
+            <w:tcW w:type="dxa" w:w="2160"/>
+          </w:tcPr>
+          <w:p>
+            <w:r>
+              <w:t>Alibaba Model Studio API key; use qwen-long for the in-session long-context memory.</w:t>
+            </w:r>
+          </w:p>
+        </w:tc>
+        <w:tc>
+          <w:tcPr>
+            <w:tcW w:type="dxa" w:w="2160"/>
+          </w:tcPr>
+          <w:p>
+            <w:r>
+              <w:t>bailian.console.aliyun.com</w:t>
+            </w:r>
+          </w:p>
+        </w:tc>
+        <w:tc>
+          <w:tcPr>
+            <w:tcW w:type="dxa" w:w="2160"/>
+          </w:tcPr>
+          <w:p>
+            <w:r>
+              <w:t>Needed for Day 6</w:t>
+            </w:r>
+          </w:p>
+        </w:tc>
+      </w:tr>
+      <w:tr>
+        <w:tc>
+          <w:tcPr>
+            <w:tcW w:type="dxa" w:w="2160"/>
+          </w:tcPr>
+          <w:p>
+            <w:r>
+              <w:t>Volcano TOS credentials</w:t>
+            </w:r>
+          </w:p>
+        </w:tc>
+        <w:tc>
+          <w:tcPr>
+            <w:tcW w:type="dxa" w:w="2160"/>
+          </w:tcPr>
+          <w:p>
+            <w:r>
+              <w:t>AccessKey + SecretKey + bucket + endpoint for video storage before SeeDance submission.</w:t>
+            </w:r>
+          </w:p>
+        </w:tc>
+        <w:tc>
+          <w:tcPr>
+            <w:tcW w:type="dxa" w:w="2160"/>
+          </w:tcPr>
+          <w:p>
+            <w:r>
+              <w:t>console.volcengine.com</w:t>
+            </w:r>
+          </w:p>
+        </w:tc>
+        <w:tc>
+          <w:tcPr>
+            <w:tcW w:type="dxa" w:w="2160"/>
+          </w:tcPr>
+          <w:p>
+            <w:r>
+              <w:t>Needed for Day 9</w:t>
+            </w:r>
+          </w:p>
+        </w:tc>
+      </w:tr>
+      <w:tr>
+        <w:tc>
+          <w:tcPr>
+            <w:tcW w:type="dxa" w:w="2160"/>
+          </w:tcPr>
+          <w:p>
+            <w:r>
+              <w:t>SeeDance platform API spec</w:t>
+            </w:r>
+          </w:p>
+        </w:tc>
+        <w:tc>
+          <w:tcPr>
+            <w:tcW w:type="dxa" w:w="2160"/>
+          </w:tcPr>
+          <w:p>
+            <w:r>
+              <w:t>REST endpoints for task submission / status query / result delivery + auth.</w:t>
+            </w:r>
+          </w:p>
+        </w:tc>
+        <w:tc>
+          <w:tcPr>
+            <w:tcW w:type="dxa" w:w="2160"/>
+          </w:tcPr>
+          <w:p>
+            <w:r>
+              <w:t>Your own platform</w:t>
+            </w:r>
+          </w:p>
+        </w:tc>
+        <w:tc>
+          <w:tcPr>
+            <w:tcW w:type="dxa" w:w="2160"/>
+          </w:tcPr>
+          <w:p>
+            <w:r>
+              <w:t>Needed for Day 9</w:t>
             </w:r>
           </w:p>
         </w:tc>
@@ -2368,7 +2744,7 @@
           </w:tcPr>
           <w:p>
             <w:r>
-              <w:t>Read-only telemetry</w:t>
+              <w:t>Cantonese conversation pipeline</w:t>
             </w:r>
           </w:p>
         </w:tc>
@@ -2378,7 +2754,7 @@
           </w:tcPr>
           <w:p>
             <w:r>
-              <w:t>ros2 topic info -v /aima/hal/bms/state; echo --once. Build &amp; run read-only monitor (t1_python_app). Touch events check.</w:t>
+              <w:t>Build conversation app: iFlytek Cantonese ASR + TTS adapters, Qwen long-context memory, wake word 机器人. Test fully on PC (mic/speaker on Windows/WSL). Robot-side: live telemetry + audio device inventory.</w:t>
             </w:r>
           </w:p>
         </w:tc>
@@ -2388,7 +2764,7 @@
           </w:tcPr>
           <w:p>
             <w:r>
-              <w:t>Live BMS + touch samples logged; monitor node runs with motion disabled.</w:t>
+              <w:t>PC end-to-end Cantonese chat works; robot BMS/touch telemetry live via t1_monitor.</w:t>
             </w:r>
           </w:p>
         </w:tc>
@@ -2420,7 +2796,7 @@
           </w:tcPr>
           <w:p>
             <w:r>
-              <w:t>First safe interaction</w:t>
+              <w:t>Follow-and-film (vision + gimbal)</w:t>
             </w:r>
           </w:p>
         </w:tc>
@@ -2430,7 +2806,7 @@
           </w:tcPr>
           <w:p>
             <w:r>
-              <w:t>Guarded TTS test with operator approval (enable_tts + confirmation token). Audio device inventory (1 Hz). Keep ALL motion disabled.</w:t>
+              <w:t>Person detection (OpenCV/YOLO) + tracking loop; gimbal control via MC upper-body command with PrimeBot-confirmed resource IDs; app-side video encode. PC test with webcam; robot gimbal test with operator.</w:t>
             </w:r>
           </w:p>
         </w:tc>
@@ -2440,7 +2816,7 @@
           </w:tcPr>
           <w:p>
             <w:r>
-              <w:t>One approved TTS request accepted and logged; nothing else commanded.</w:t>
+              <w:t>Vision locks target on PC; gimbal responds to proportional commands on robot (supervised).</w:t>
             </w:r>
           </w:p>
         </w:tc>
@@ -2472,7 +2848,7 @@
           </w:tcPr>
           <w:p>
             <w:r>
-              <w:t>Camera &amp; vision</w:t>
+              <w:t>Dancing (JSON timeline)</w:t>
             </w:r>
           </w:p>
         </w:tc>
@@ -2482,7 +2858,7 @@
           </w:tcPr>
           <w:p>
             <w:r>
-              <w:t>ros2 interface show aimdk_msgs/srv/CaptureJpegImage. RTSP with CONFIRMED camera ID/URL. opencv-python capture pipeline; latency/bandwidth checks.</w:t>
+              <w:t>Timeline executor: music + preset motions + locomotion velocity + LED + screen synchronized. Dry-run offline with simulated timeline; supervised robot run with safe presets only.</w:t>
             </w:r>
           </w:p>
         </w:tc>
@@ -2492,7 +2868,7 @@
           </w:tcPr>
           <w:p>
             <w:r>
-              <w:t>JPEG capture via service or RTSP verified; metrics recorded.</w:t>
+              <w:t>A 30-60 s choreography runs synchronized on the robot (preset motions only).</w:t>
             </w:r>
           </w:p>
         </w:tc>
@@ -2524,7 +2900,7 @@
           </w:tcPr>
           <w:p>
             <w:r>
-              <w:t>AI layer (optional)</w:t>
+              <w:t>SeeDance integration</w:t>
             </w:r>
           </w:p>
         </w:tc>
@@ -2534,7 +2910,7 @@
           </w:tcPr>
           <w:p>
             <w:r>
-              <w:t>Choose LLM/ASR/VLM/weather provider; keys in env/secret store. t1_ai_agent dry-run + 8 offline unit tests. Keep motion abstractions unbound.</w:t>
+              <w:t>Volcano TOS uploader + SeeDance REST client + task status polling + result delivery to robot. Test with a sample video end-to-end (no robot needed for the cloud path).</w:t>
             </w:r>
           </w:p>
         </w:tc>
@@ -2544,7 +2920,7 @@
           </w:tcPr>
           <w:p>
             <w:r>
-              <w:t>Dry-run passes; live-LLM path works only if desired, keys never in code.</w:t>
+              <w:t>Sample video uploaded → SeeDance task completes → result retrieved.</w:t>
             </w:r>
           </w:p>
         </w:tc>
@@ -2576,7 +2952,7 @@
           </w:tcPr>
           <w:p>
             <w:r>
-              <w:t>Integration &amp; evidence</w:t>
+              <w:t>Full integration &amp; evidence</w:t>
             </w:r>
           </w:p>
         </w:tc>
@@ -2586,7 +2962,7 @@
           </w:tcPr>
           <w:p>
             <w:r>
-              <w:t>Full graph + end-to-end TTS/vision flow with timeouts; troubleshooting matrix; evidence pack (SHA, firmware, IPs, domain, QoS, logs).</w:t>
+              <w:t>All four features on the robot: conversation, follow-and-film, dance, SeeDance flow. Timeouts, fail-closed checks, evidence pack (SHA, firmware, IPs, domain, QoS, logs).</w:t>
             </w:r>
           </w:p>
         </w:tc>
@@ -2596,7 +2972,7 @@
           </w:tcPr>
           <w:p>
             <w:r>
-              <w:t>End-to-end demo works with fail-closed behavior; evidence folder complete.</w:t>
+              <w:t>All four demos work end-to-end on the robot with fail-closed behavior.</w:t>
             </w:r>
           </w:p>
         </w:tc>
@@ -2638,7 +3014,7 @@
           </w:tcPr>
           <w:p>
             <w:r>
-              <w:t>Safety review before ANY motion work (Ch. 17–19 gates). Decide PC vs board deployment (Ch. 27). Autostart only via vendor process manager (Ch. 28). Final report.</w:t>
+              <w:t>Safety review before any further motion work. Deployment decision (PC vs board). Autostart only via vendor process manager. Final report + demo.</w:t>
             </w:r>
           </w:p>
         </w:tc>
@@ -2648,7 +3024,7 @@
           </w:tcPr>
           <w:p>
             <w:r>
-              <w:t>Deployment decision recorded; plan for next phase (motion approval path).</w:t>
+              <w:t>Deployment recorded; demo delivered; next-phase plan written.</w:t>
             </w:r>
           </w:p>
         </w:tc>

--- a/docs/Qiyuan_T1_Project_Setup_Guide.docx
+++ b/docs/Qiyuan_T1_Project_Setup_Guide.docx
@@ -230,6 +230,15 @@
           <w:i/>
         </w:rPr>
         <w:t>Safety posture: MC high-level interfaces only; preset motions for choreography; never low-level joint control (warranty + handbook requirement).</w:t>
+      </w:r>
+    </w:p>
+    <w:p>
+      <w:r>
+        <w:rPr>
+          <w:b w:val="0"/>
+          <w:i/>
+        </w:rPr>
+        <w:t>Integration path (confirmed 2026-10-08 from the PrimeAgent/Lumina skill ecosystem): our app is packaged as a PrimeAgent skill — a Python package with cfg/pkg.yaml manifest (sdk_version v1.0.0), main.py Lumina entrypoint, src/&lt;pkg&gt;/ code and resource/ assets, packaged as .rpk and installed on the robot. Verified robot interfaces from vendor reference skills: camera topic /aima/hal/camera/head_stereo_left_orin (sensor_msgs/Image) + RTSP server + CaptureJpegImage; microphone topic /aima/hal/audio/capture (AudioCapture); speaker via AudioPlayback messages (48 kHz stereo PCM) or PlayTts, with RequestAudioFocus/AbandonAudioFocus and volume/mute services. SDK has NO navigation/gripper interfaces — use vision servoing + preset motions.</w:t>
       </w:r>
     </w:p>
     <w:p>
